--- a/docs/testing/workbooks/generated/05_Custom_OpenVINO_TurboQuant_Controlled_Retest_Workbook_v1.docx
+++ b/docs/testing/workbooks/generated/05_Custom_OpenVINO_TurboQuant_Controlled_Retest_Workbook_v1.docx
@@ -668,7 +668,7 @@
               <w:rPr>
                 <w:sz w:val="14"/>
               </w:rPr>
-              <w:t>testing/workbook-control-baseline-repair; Pending PR; Pending merge; base 4bee757fb8ad40986df33df7e352526bfa4e7338</w:t>
+              <w:t>testing/workbook-control-baseline-repair; #21; Pending merge; base 4bee757fb8ad40986df33df7e352526bfa4e7338</w:t>
             </w:r>
           </w:p>
         </w:tc>

--- a/docs/testing/workbooks/generated/05_Custom_OpenVINO_TurboQuant_Controlled_Retest_Workbook_v1.docx
+++ b/docs/testing/workbooks/generated/05_Custom_OpenVINO_TurboQuant_Controlled_Retest_Workbook_v1.docx
@@ -8,7 +8,7 @@
         <w:jc w:val="center"/>
       </w:pPr>
       <w:r>
-        <w:t>05 Custom OpenVINO TurboQuant Controlled Retest Workbook v1.3</w:t>
+        <w:t>05 Custom OpenVINO TurboQuant Controlled Retest Workbook v1.4</w:t>
       </w:r>
     </w:p>
     <w:p>
@@ -686,7 +686,131 @@
               <w:rPr>
                 <w:sz w:val="14"/>
               </w:rPr>
-              <w:t>Current - pending merge</w:t>
+              <w:t>Superseded</w:t>
+            </w:r>
+          </w:p>
+        </w:tc>
+      </w:tr>
+      <w:tr>
+        <w:trPr>
+          <w:cantSplit/>
+        </w:trPr>
+        <w:tc>
+          <w:tcPr>
+            <w:tcW w:type="dxa" w:w="2078"/>
+            <w:vAlign w:val="center"/>
+          </w:tcPr>
+          <w:p>
+            <w:pPr>
+              <w:spacing w:after="0"/>
+            </w:pPr>
+            <w:r>
+              <w:rPr>
+                <w:sz w:val="14"/>
+              </w:rPr>
+              <w:t>1.4</w:t>
+            </w:r>
+          </w:p>
+        </w:tc>
+        <w:tc>
+          <w:tcPr>
+            <w:tcW w:type="dxa" w:w="2078"/>
+            <w:vAlign w:val="center"/>
+          </w:tcPr>
+          <w:p>
+            <w:pPr>
+              <w:spacing w:after="0"/>
+            </w:pPr>
+            <w:r>
+              <w:rPr>
+                <w:sz w:val="14"/>
+              </w:rPr>
+              <w:t>2026-08-03</w:t>
+            </w:r>
+          </w:p>
+        </w:tc>
+        <w:tc>
+          <w:tcPr>
+            <w:tcW w:type="dxa" w:w="2078"/>
+            <w:vAlign w:val="center"/>
+          </w:tcPr>
+          <w:p>
+            <w:pPr>
+              <w:spacing w:after="0"/>
+            </w:pPr>
+            <w:r>
+              <w:rPr>
+                <w:sz w:val="14"/>
+              </w:rPr>
+              <w:t>Student</w:t>
+            </w:r>
+          </w:p>
+        </w:tc>
+        <w:tc>
+          <w:tcPr>
+            <w:tcW w:type="dxa" w:w="2078"/>
+            <w:vAlign w:val="center"/>
+          </w:tcPr>
+          <w:p>
+            <w:pPr>
+              <w:spacing w:after="0"/>
+            </w:pPr>
+            <w:r>
+              <w:rPr>
+                <w:sz w:val="14"/>
+              </w:rPr>
+              <w:t>Separated merged OpenVINO and experimental QJL/PolarQuant source admission; added lowest-verified-storage execution metadata, frontier states, exact-document capture and preflight evidence references without changing existing test IDs.</w:t>
+            </w:r>
+          </w:p>
+        </w:tc>
+        <w:tc>
+          <w:tcPr>
+            <w:tcW w:type="dxa" w:w="2078"/>
+            <w:vAlign w:val="center"/>
+          </w:tcPr>
+          <w:p>
+            <w:pPr>
+              <w:spacing w:after="0"/>
+            </w:pPr>
+            <w:r>
+              <w:rPr>
+                <w:sz w:val="14"/>
+              </w:rPr>
+              <w:t>OV-B08-OV-B12; OV-TQS-01-OV-TQS-12; OV-TQ-01-OV-TQ-20; OVT-B01-OVT-B15; OVT-A01-OVT-A12; OVT-S01-OVT-S36; OVT-01-OVT-36</w:t>
+            </w:r>
+          </w:p>
+        </w:tc>
+        <w:tc>
+          <w:tcPr>
+            <w:tcW w:type="dxa" w:w="2078"/>
+            <w:vAlign w:val="center"/>
+          </w:tcPr>
+          <w:p>
+            <w:pPr>
+              <w:spacing w:after="0"/>
+            </w:pPr>
+            <w:r>
+              <w:rPr>
+                <w:sz w:val="14"/>
+              </w:rPr>
+              <w:t>testing/workbook-05-two-route-memory-frontier; #42; a6092cd0b36ffcad5180f9390fe4726114241e1e</w:t>
+            </w:r>
+          </w:p>
+        </w:tc>
+        <w:tc>
+          <w:tcPr>
+            <w:tcW w:type="dxa" w:w="2078"/>
+            <w:vAlign w:val="center"/>
+          </w:tcPr>
+          <w:p>
+            <w:pPr>
+              <w:spacing w:after="0"/>
+            </w:pPr>
+            <w:r>
+              <w:rPr>
+                <w:sz w:val="14"/>
+              </w:rPr>
+              <w:t>Current - merged</w:t>
             </w:r>
           </w:p>
         </w:tc>
@@ -772,7 +896,7 @@
         <w:spacing w:after="60"/>
       </w:pPr>
       <w:r>
-        <w:t>Controlled retest revision 1.3. Historical results remain legacy evidence and are not copied into active result cells.</w:t>
+        <w:t>Controlled retest revision 1.4. Historical results remain legacy evidence and are not copied into active result cells.</w:t>
       </w:r>
     </w:p>
     <w:p>
@@ -786,7 +910,7 @@
         <w:t>Purpose:</w:t>
       </w:r>
       <w:r>
-        <w:t xml:space="preserve"> test every codec family exposed by the pinned experimental OpenVINO CPU SDPA branch: standard scalar caches, TurboQuant 4-bit, TurboQuant 3-bit, TurboQuant+QJL 4-bit family, TurboQuant+QJL 3-bit family, PolarQuant 4-bit and PolarQuant 3-bit. The campaign includes algorithm-level conformance, all 36 ordered K/V codec pairs, full model quality/performance tests, ablations, context scaling and known-path limitations.</w:t>
+        <w:t xml:space="preserve"> control the Route B experimental candidatesâ€”TurboQuant, TurboQuant+QJL, and PolarQuantâ€”without assuming support before source admission, build, activation, packed-storage, and no-fallback evidence. Route A merged OpenVINO controls remain in WB-04 and both routes are joined only through the memory-frontier execution index. The campaign retains algorithm-level conformance, all 36 planned ordered K/V pairs, full model quality/performance tests, ablations, context scaling, and known-path limitations.</w:t>
       </w:r>
     </w:p>
     <w:p>
@@ -802,6 +926,350 @@
       <w:r>
         <w:t xml:space="preserve"> this route is experimental and may be an open/unmerged pull request. Source comments, design documents and executable behaviour may disagree. No codec is marked supported merely because an enum or flag exists; it must build, activate, allocate the expected representation and complete the planned tests.</w:t>
       </w:r>
+    </w:p>
+    <w:p>
+      <w:pPr>
+        <w:pStyle w:val="Heading1"/>
+      </w:pPr>
+      <w:r>
+        <w:t>Two-route memory-frontier execution control</w:t>
+      </w:r>
+    </w:p>
+    <w:tbl>
+      <w:tblPr>
+        <w:tblStyle w:val="TableGrid"/>
+        <w:tblW w:type="auto" w:w="0"/>
+        <w:tblLayout w:type="autofit"/>
+        <w:tblLook w:firstColumn="1" w:firstRow="1" w:lastColumn="0" w:lastRow="0" w:noHBand="0" w:noVBand="1" w:val="04A0"/>
+      </w:tblPr>
+      <w:tblGrid>
+        <w:gridCol w:w="7272"/>
+        <w:gridCol w:w="7272"/>
+      </w:tblGrid>
+      <w:tr>
+        <w:trPr>
+          <w:cantSplit/>
+          <w:tblHeader w:val="true"/>
+        </w:trPr>
+        <w:tc>
+          <w:tcPr>
+            <w:tcW w:type="dxa" w:w="7272"/>
+            <w:shd w:fill="1F4E78"/>
+            <w:vAlign w:val="center"/>
+          </w:tcPr>
+          <w:p>
+            <w:r>
+              <w:rPr>
+                <w:b/>
+                <w:color w:val="FFFFFF"/>
+                <w:sz w:val="14"/>
+              </w:rPr>
+              <w:t>Control</w:t>
+            </w:r>
+          </w:p>
+        </w:tc>
+        <w:tc>
+          <w:tcPr>
+            <w:tcW w:type="dxa" w:w="7272"/>
+            <w:shd w:fill="1F4E78"/>
+            <w:vAlign w:val="center"/>
+          </w:tcPr>
+          <w:p>
+            <w:r>
+              <w:rPr>
+                <w:b/>
+                <w:color w:val="FFFFFF"/>
+                <w:sz w:val="14"/>
+              </w:rPr>
+              <w:t>Value</w:t>
+            </w:r>
+          </w:p>
+        </w:tc>
+      </w:tr>
+      <w:tr>
+        <w:trPr>
+          <w:cantSplit/>
+        </w:trPr>
+        <w:tc>
+          <w:tcPr>
+            <w:tcW w:type="dxa" w:w="7272"/>
+            <w:vAlign w:val="center"/>
+          </w:tcPr>
+          <w:p>
+            <w:pPr>
+              <w:spacing w:after="0"/>
+            </w:pPr>
+            <w:r>
+              <w:rPr>
+                <w:sz w:val="14"/>
+              </w:rPr>
+              <w:t>Campaign ID</w:t>
+            </w:r>
+          </w:p>
+        </w:tc>
+        <w:tc>
+          <w:tcPr>
+            <w:tcW w:type="dxa" w:w="7272"/>
+            <w:vAlign w:val="center"/>
+          </w:tcPr>
+          <w:p>
+            <w:pPr>
+              <w:spacing w:after="0"/>
+            </w:pPr>
+            <w:r>
+              <w:rPr>
+                <w:sz w:val="14"/>
+              </w:rPr>
+              <w:t>GTQ-WB05-MF-v1</w:t>
+            </w:r>
+          </w:p>
+        </w:tc>
+      </w:tr>
+      <w:tr>
+        <w:trPr>
+          <w:cantSplit/>
+        </w:trPr>
+        <w:tc>
+          <w:tcPr>
+            <w:tcW w:type="dxa" w:w="7272"/>
+            <w:vAlign w:val="center"/>
+            <w:shd w:fill="EAF2F8"/>
+          </w:tcPr>
+          <w:p>
+            <w:pPr>
+              <w:spacing w:after="0"/>
+            </w:pPr>
+            <w:r>
+              <w:rPr>
+                <w:sz w:val="14"/>
+              </w:rPr>
+              <w:t>Route A</w:t>
+            </w:r>
+          </w:p>
+        </w:tc>
+        <w:tc>
+          <w:tcPr>
+            <w:tcW w:type="dxa" w:w="7272"/>
+            <w:vAlign w:val="center"/>
+            <w:shd w:fill="EAF2F8"/>
+          </w:tcPr>
+          <w:p>
+            <w:pPr>
+              <w:spacing w:after="0"/>
+            </w:pPr>
+            <w:r>
+              <w:rPr>
+                <w:sz w:val="14"/>
+              </w:rPr>
+              <w:t>Merged OpenVINO TurboQuant; control IDs remain in WB-04 and are referenced by the execution index</w:t>
+            </w:r>
+          </w:p>
+        </w:tc>
+      </w:tr>
+      <w:tr>
+        <w:trPr>
+          <w:cantSplit/>
+        </w:trPr>
+        <w:tc>
+          <w:tcPr>
+            <w:tcW w:type="dxa" w:w="7272"/>
+            <w:vAlign w:val="center"/>
+          </w:tcPr>
+          <w:p>
+            <w:pPr>
+              <w:spacing w:after="0"/>
+            </w:pPr>
+            <w:r>
+              <w:rPr>
+                <w:sz w:val="14"/>
+              </w:rPr>
+              <w:t>Route B</w:t>
+            </w:r>
+          </w:p>
+        </w:tc>
+        <w:tc>
+          <w:tcPr>
+            <w:tcW w:type="dxa" w:w="7272"/>
+            <w:vAlign w:val="center"/>
+          </w:tcPr>
+          <w:p>
+            <w:pPr>
+              <w:spacing w:after="0"/>
+            </w:pPr>
+            <w:r>
+              <w:rPr>
+                <w:sz w:val="14"/>
+              </w:rPr>
+              <w:t>Experimental QJL/PolarQuant candidate from PR #35092; OVT IDs remain in WB-05</w:t>
+            </w:r>
+          </w:p>
+        </w:tc>
+      </w:tr>
+      <w:tr>
+        <w:trPr>
+          <w:cantSplit/>
+        </w:trPr>
+        <w:tc>
+          <w:tcPr>
+            <w:tcW w:type="dxa" w:w="7272"/>
+            <w:vAlign w:val="center"/>
+            <w:shd w:fill="EAF2F8"/>
+          </w:tcPr>
+          <w:p>
+            <w:pPr>
+              <w:spacing w:after="0"/>
+            </w:pPr>
+            <w:r>
+              <w:rPr>
+                <w:sz w:val="14"/>
+              </w:rPr>
+              <w:t>Execution order</w:t>
+            </w:r>
+          </w:p>
+        </w:tc>
+        <w:tc>
+          <w:tcPr>
+            <w:tcW w:type="dxa" w:w="7272"/>
+            <w:vAlign w:val="center"/>
+            <w:shd w:fill="EAF2F8"/>
+          </w:tcPr>
+          <w:p>
+            <w:pPr>
+              <w:spacing w:after="0"/>
+            </w:pPr>
+            <w:r>
+              <w:rPr>
+                <w:sz w:val="14"/>
+              </w:rPr>
+              <w:t>Derived only after expected and measured K/V storage are reconciled</w:t>
+            </w:r>
+          </w:p>
+        </w:tc>
+      </w:tr>
+      <w:tr>
+        <w:trPr>
+          <w:cantSplit/>
+        </w:trPr>
+        <w:tc>
+          <w:tcPr>
+            <w:tcW w:type="dxa" w:w="7272"/>
+            <w:vAlign w:val="center"/>
+          </w:tcPr>
+          <w:p>
+            <w:pPr>
+              <w:spacing w:after="0"/>
+            </w:pPr>
+            <w:r>
+              <w:rPr>
+                <w:sz w:val="14"/>
+              </w:rPr>
+              <w:t>Context discovery</w:t>
+            </w:r>
+          </w:p>
+        </w:tc>
+        <w:tc>
+          <w:tcPr>
+            <w:tcW w:type="dxa" w:w="7272"/>
+            <w:vAlign w:val="center"/>
+          </w:tcPr>
+          <w:p>
+            <w:pPr>
+              <w:spacing w:after="0"/>
+            </w:pPr>
+            <w:r>
+              <w:rPr>
+                <w:sz w:val="14"/>
+              </w:rPr>
+              <w:t>512, 1024, 2048, 4096, 8192, 16384, then doubling while stable and supported</w:t>
+            </w:r>
+          </w:p>
+        </w:tc>
+      </w:tr>
+      <w:tr>
+        <w:trPr>
+          <w:cantSplit/>
+        </w:trPr>
+        <w:tc>
+          <w:tcPr>
+            <w:tcW w:type="dxa" w:w="7272"/>
+            <w:vAlign w:val="center"/>
+            <w:shd w:fill="EAF2F8"/>
+          </w:tcPr>
+          <w:p>
+            <w:pPr>
+              <w:spacing w:after="0"/>
+            </w:pPr>
+            <w:r>
+              <w:rPr>
+                <w:sz w:val="14"/>
+              </w:rPr>
+              <w:t>Quality controls</w:t>
+            </w:r>
+          </w:p>
+        </w:tc>
+        <w:tc>
+          <w:tcPr>
+            <w:tcW w:type="dxa" w:w="7272"/>
+            <w:vAlign w:val="center"/>
+            <w:shd w:fill="EAF2F8"/>
+          </w:tcPr>
+          <w:p>
+            <w:pPr>
+              <w:spacing w:after="0"/>
+            </w:pPr>
+            <w:r>
+              <w:rPr>
+                <w:sz w:val="14"/>
+              </w:rPr>
+              <w:t>GTQ-PROMPTS-v1 and GTQ-QUALITY-RUBRIC-v1</w:t>
+            </w:r>
+          </w:p>
+        </w:tc>
+      </w:tr>
+      <w:tr>
+        <w:trPr>
+          <w:cantSplit/>
+        </w:trPr>
+        <w:tc>
+          <w:tcPr>
+            <w:tcW w:type="dxa" w:w="7272"/>
+            <w:vAlign w:val="center"/>
+          </w:tcPr>
+          <w:p>
+            <w:pPr>
+              <w:spacing w:after="0"/>
+            </w:pPr>
+            <w:r>
+              <w:rPr>
+                <w:sz w:val="14"/>
+              </w:rPr>
+              <w:t>Execution index</w:t>
+            </w:r>
+          </w:p>
+        </w:tc>
+        <w:tc>
+          <w:tcPr>
+            <w:tcW w:type="dxa" w:w="7272"/>
+            <w:vAlign w:val="center"/>
+          </w:tcPr>
+          <w:p>
+            <w:pPr>
+              <w:spacing w:after="0"/>
+            </w:pPr>
+            <w:r>
+              <w:rPr>
+                <w:sz w:val="14"/>
+              </w:rPr>
+              <w:t>docs/testing/Workbook-05-Memory-Frontier-Execution-Index-v1.csv</w:t>
+            </w:r>
+          </w:p>
+        </w:tc>
+      </w:tr>
+    </w:tbl>
+    <w:p>
+      <w:pPr>
+        <w:spacing w:after="40"/>
+      </w:pPr>
     </w:p>
     <w:p>
       <w:pPr>
@@ -1194,7 +1662,7 @@
               <w:rPr>
                 <w:sz w:val="14"/>
               </w:rPr>
-              <w:t>Codec families expected</w:t>
+              <w:t>Codec families proposed by Route B candidate source</w:t>
             </w:r>
           </w:p>
         </w:tc>
@@ -1211,7 +1679,7 @@
               <w:rPr>
                 <w:sz w:val="14"/>
               </w:rPr>
-              <w:t>TBQ4, TBQ3, TBQ4_QJL, TBQ3_QJL, POLAR4, POLAR3</w:t>
+              <w:t>TBQ4, TBQ3, TBQ4_QJL, TBQ3_QJL, POLAR4, POLAR3; each remains unverified until admission evidence passes</w:t>
             </w:r>
           </w:p>
         </w:tc>
